--- a/pva.docx
+++ b/pva.docx
@@ -120,7 +120,13 @@
     </w:p>
     <w:p>
       <w:r>
-        <w:t>Voor het keuzedeel front-end ga ik een fanmade conceptwebsite maken die geïnspireerd is op Wuthering Waves. Het wordt geen kopie van de officiële website, maar een eigen ontwerp met een moderne uitstraling. Ik ga me volledig focussen op het front-end stukje van de site, dus er komt weinig tot geen back-end functies in.</w:t>
+        <w:t>Voor het keuzedeel front-end ga ik een fanmade conceptwebsite maken die geïnspireerd is op Wuthering Waves</w:t>
+      </w:r>
+      <w:r>
+        <w:t xml:space="preserve"> is een gratis open wereld actie gacha spel</w:t>
+      </w:r>
+      <w:r>
+        <w:t>. Het wordt geen kopie van de officiële website, maar een eigen ontwerp met een moderne uitstraling. Ik ga me volledig focussen op het front-end stukje van de site, dus er komt weinig tot geen back-end functies in.</w:t>
       </w:r>
       <w:r>
         <w:t xml:space="preserve"> </w:t>
@@ -206,7 +212,6 @@
           <w:sz w:val="32"/>
           <w:szCs w:val="32"/>
         </w:rPr>
-        <w:lastRenderedPageBreak/>
         <w:t>Mijn huidige situatie</w:t>
       </w:r>
       <w:r>
@@ -378,7 +383,6 @@
           <w:sz w:val="32"/>
           <w:szCs w:val="32"/>
         </w:rPr>
-        <w:lastRenderedPageBreak/>
         <w:t>Mijn</w:t>
       </w:r>
       <w:r>
@@ -554,7 +558,6 @@
           <w:sz w:val="32"/>
           <w:szCs w:val="32"/>
         </w:rPr>
-        <w:lastRenderedPageBreak/>
         <w:t>Welke zoekmachines gebruikt de doelgroep?</w:t>
       </w:r>
       <w:r>
@@ -664,20 +667,39 @@
       <w:r>
         <w:t>- HTML</w:t>
       </w:r>
+      <w:r>
+        <w:t>,</w:t>
+      </w:r>
     </w:p>
     <w:p>
       <w:r>
         <w:t>- CSS</w:t>
       </w:r>
+      <w:r>
+        <w:t>,</w:t>
+      </w:r>
+    </w:p>
+    <w:p>
+      <w:r>
+        <w:t>- Vue,</w:t>
+      </w:r>
     </w:p>
     <w:p>
       <w:r>
         <w:t>- JavaScript</w:t>
       </w:r>
-    </w:p>
-    <w:p>
-      <w:r>
-        <w:t>En als front-end framework wil ik graag Bootstrap gebruiken. Dit omdat ik hier al eerder mee heb gewerkt op stage, en denk dat ik een mooie, goede responsive website kan maken.</w:t>
+      <w:r>
+        <w:t>,</w:t>
+      </w:r>
+    </w:p>
+    <w:p>
+      <w:r>
+        <w:t>- Bootstrap;</w:t>
+      </w:r>
+    </w:p>
+    <w:p>
+      <w:r>
+        <w:t>Dit omdat ik hier al eerder mee heb gewerkt op stage, en denk dat ik een mooie, goede responsive website kan maken.</w:t>
       </w:r>
     </w:p>
     <w:p/>
@@ -691,6 +713,36 @@
           <w:szCs w:val="32"/>
         </w:rPr>
       </w:pPr>
+    </w:p>
+    <w:p>
+      <w:pPr>
+        <w:rPr>
+          <w:b/>
+          <w:bCs/>
+          <w:sz w:val="32"/>
+          <w:szCs w:val="32"/>
+        </w:rPr>
+      </w:pPr>
+    </w:p>
+    <w:p>
+      <w:pPr>
+        <w:rPr>
+          <w:b/>
+          <w:bCs/>
+          <w:sz w:val="32"/>
+          <w:szCs w:val="32"/>
+        </w:rPr>
+      </w:pPr>
+    </w:p>
+    <w:p>
+      <w:pPr>
+        <w:rPr>
+          <w:b/>
+          <w:bCs/>
+          <w:sz w:val="32"/>
+          <w:szCs w:val="32"/>
+        </w:rPr>
+      </w:pPr>
       <w:r>
         <w:rPr>
           <w:b/>
@@ -708,8 +760,16 @@
     </w:p>
     <w:p>
       <w:r>
-        <w:t>- Mobiel</w:t>
-      </w:r>
+        <w:t>- Mobi</w:t>
+      </w:r>
+      <w:r>
+        <w:t xml:space="preserve">le </w:t>
+      </w:r>
+      <w:proofErr w:type="spellStart"/>
+      <w:r>
+        <w:t>devices</w:t>
+      </w:r>
+      <w:proofErr w:type="spellEnd"/>
     </w:p>
     <w:p>
       <w:r>
@@ -737,7 +797,6 @@
           <w:sz w:val="32"/>
           <w:szCs w:val="32"/>
         </w:rPr>
-        <w:lastRenderedPageBreak/>
         <w:t>Testen:</w:t>
       </w:r>
     </w:p>
@@ -753,7 +812,17 @@
     </w:p>
     <w:p>
       <w:r>
-        <w:t>Responsive testen, dit test ik vooral via de ingebouwde developer tool in google. Voor gebruikerstest laat ik het als het mogelijk is door anderen bekijken en vragen of ze nog feedback hebben.</w:t>
+        <w:t>Responsive testen, dit test ik vooral via de ingebouwde developer tool in google.</w:t>
+      </w:r>
+    </w:p>
+    <w:p>
+      <w:r>
+        <w:t>Voor gebruikerstest laat ik het als het mogelijk is door anderen bekijken en vragen of ze nog feedback hebben.</w:t>
+      </w:r>
+    </w:p>
+    <w:p>
+      <w:r>
+        <w:t>Ik ga het ook testen op verschillende browsers.</w:t>
       </w:r>
     </w:p>
     <w:p/>
